--- a/2400031810 FSAD Skill - 8.docx
+++ b/2400031810 FSAD Skill - 8.docx
@@ -9,7 +9,7 @@
       </w:pPr>
       <w:bookmarkStart w:id="0" w:name="_Toc58686"/>
       <w:r>
-        <w:t xml:space="preserve">M.PRAVEEN REDDY </w:t>
+        <w:t>S. LALITH ADITYA</w:t>
       </w:r>
       <w:r>
         <w:tab/>
@@ -25,7 +25,13 @@
       </w:r>
       <w:r>
         <w:tab/>
-        <w:t>2400032662</w:t>
+      </w:r>
+      <w:r>
+        <w:tab/>
+        <w:t>240003</w:t>
+      </w:r>
+      <w:r>
+        <w:t>1810</w:t>
       </w:r>
     </w:p>
     <w:p>
@@ -37,7 +43,7 @@
           <w:rPr>
             <w:rStyle w:val="Hyperlink"/>
           </w:rPr>
-          <w:t>PraveenReddy-06/Full-Stack-Lab</w:t>
+          <w:t>https://github.com/lalithdev/2400031810-FSAD20252026EVENSEM-SKILL-EXPERIMENTS</w:t>
         </w:r>
       </w:hyperlink>
     </w:p>
@@ -206,6 +212,9 @@
     </w:p>
     <w:p>
       <w:r>
+        <w:rPr>
+          <w:noProof/>
+        </w:rPr>
         <w:drawing>
           <wp:inline distT="0" distB="0" distL="0" distR="0" wp14:anchorId="072373FD" wp14:editId="4085FF98">
             <wp:extent cx="4977130" cy="3712169"/>
@@ -252,15 +261,7 @@
         <w:ind w:hanging="360"/>
       </w:pPr>
       <w:r>
-        <w:t xml:space="preserve">Create a </w:t>
-      </w:r>
-      <w:proofErr w:type="spellStart"/>
-      <w:r>
-        <w:t>ProductRepository</w:t>
-      </w:r>
-      <w:proofErr w:type="spellEnd"/>
-      <w:r>
-        <w:t xml:space="preserve"> and add derived query methods: </w:t>
+        <w:t xml:space="preserve">Create a ProductRepository and add derived query methods: </w:t>
       </w:r>
     </w:p>
     <w:p>
@@ -271,18 +272,8 @@
         </w:numPr>
         <w:ind w:hanging="240"/>
       </w:pPr>
-      <w:proofErr w:type="spellStart"/>
-      <w:proofErr w:type="gramStart"/>
-      <w:r>
-        <w:t>findByCategory</w:t>
-      </w:r>
-      <w:proofErr w:type="spellEnd"/>
-      <w:r>
-        <w:t>(</w:t>
-      </w:r>
-      <w:proofErr w:type="gramEnd"/>
-      <w:r>
-        <w:t xml:space="preserve">String category) </w:t>
+      <w:r>
+        <w:t xml:space="preserve">findByCategory(String category) </w:t>
       </w:r>
     </w:p>
     <w:p>
@@ -293,22 +284,15 @@
         </w:numPr>
         <w:ind w:hanging="240"/>
       </w:pPr>
-      <w:proofErr w:type="spellStart"/>
-      <w:proofErr w:type="gramStart"/>
-      <w:r>
-        <w:t>findByPriceBetween</w:t>
-      </w:r>
-      <w:proofErr w:type="spellEnd"/>
-      <w:r>
-        <w:t>(</w:t>
-      </w:r>
-      <w:proofErr w:type="gramEnd"/>
-      <w:r>
-        <w:t xml:space="preserve">double min, double max) </w:t>
-      </w:r>
-    </w:p>
-    <w:p>
-      <w:r>
+      <w:r>
+        <w:t xml:space="preserve">findByPriceBetween(double min, double max) </w:t>
+      </w:r>
+    </w:p>
+    <w:p>
+      <w:r>
+        <w:rPr>
+          <w:noProof/>
+        </w:rPr>
         <w:lastRenderedPageBreak/>
         <w:drawing>
           <wp:inline distT="0" distB="0" distL="0" distR="0" wp14:anchorId="42087B8B" wp14:editId="3562BE6F">
@@ -418,15 +402,7 @@
         <w:ind w:hanging="240"/>
       </w:pPr>
       <w:r>
-        <w:t>/</w:t>
-      </w:r>
-      <w:proofErr w:type="gramStart"/>
-      <w:r>
-        <w:t>products</w:t>
-      </w:r>
-      <w:proofErr w:type="gramEnd"/>
-      <w:r>
-        <w:t xml:space="preserve">/category/{category} </w:t>
+        <w:t xml:space="preserve">/products/category/{category} </w:t>
       </w:r>
     </w:p>
     <w:p>
@@ -439,15 +415,7 @@
         <w:ind w:hanging="240"/>
       </w:pPr>
       <w:r>
-        <w:t>/products/</w:t>
-      </w:r>
-      <w:proofErr w:type="spellStart"/>
-      <w:r>
-        <w:t>filter?min</w:t>
-      </w:r>
-      <w:proofErr w:type="spellEnd"/>
-      <w:r>
-        <w:t xml:space="preserve">=&amp;max= </w:t>
+        <w:t xml:space="preserve">/products/filter?min=&amp;max= </w:t>
       </w:r>
     </w:p>
     <w:p>
@@ -473,19 +441,14 @@
         <w:ind w:hanging="240"/>
       </w:pPr>
       <w:r>
-        <w:t>/</w:t>
-      </w:r>
-      <w:proofErr w:type="gramStart"/>
-      <w:r>
-        <w:t>products</w:t>
-      </w:r>
-      <w:proofErr w:type="gramEnd"/>
-      <w:r>
-        <w:t xml:space="preserve">/expensive/{price} </w:t>
-      </w:r>
-    </w:p>
-    <w:p>
-      <w:r>
+        <w:t xml:space="preserve">/products/expensive/{price} </w:t>
+      </w:r>
+    </w:p>
+    <w:p>
+      <w:r>
+        <w:rPr>
+          <w:noProof/>
+        </w:rPr>
         <w:drawing>
           <wp:inline distT="0" distB="0" distL="0" distR="0" wp14:anchorId="1D39D230" wp14:editId="50B764E8">
             <wp:extent cx="4595495" cy="2979420"/>
@@ -726,12 +689,15 @@
     </w:p>
     <w:p>
       <w:r>
+        <w:rPr>
+          <w:noProof/>
+        </w:rPr>
         <w:lastRenderedPageBreak/>
         <w:drawing>
-          <wp:inline distT="0" distB="0" distL="0" distR="0" wp14:anchorId="1C910DB1" wp14:editId="2A12913D">
-            <wp:extent cx="6645910" cy="3569335"/>
+          <wp:inline distT="0" distB="0" distL="0" distR="0" wp14:anchorId="3E894C7B" wp14:editId="28CAE6D0">
+            <wp:extent cx="6645910" cy="3206750"/>
             <wp:effectExtent l="0" t="0" r="2540" b="0"/>
-            <wp:docPr id="1862834412" name="Picture 1"/>
+            <wp:docPr id="1993817162" name="Picture 1"/>
             <wp:cNvGraphicFramePr>
               <a:graphicFrameLocks xmlns:a="http://schemas.openxmlformats.org/drawingml/2006/main" noChangeAspect="1"/>
             </wp:cNvGraphicFramePr>
@@ -739,7 +705,7 @@
               <a:graphicData uri="http://schemas.openxmlformats.org/drawingml/2006/picture">
                 <pic:pic xmlns:pic="http://schemas.openxmlformats.org/drawingml/2006/picture">
                   <pic:nvPicPr>
-                    <pic:cNvPr id="1862834412" name=""/>
+                    <pic:cNvPr id="1993817162" name=""/>
                     <pic:cNvPicPr/>
                   </pic:nvPicPr>
                   <pic:blipFill>
@@ -751,7 +717,7 @@
                   <pic:spPr>
                     <a:xfrm>
                       <a:off x="0" y="0"/>
-                      <a:ext cx="6645910" cy="3569335"/>
+                      <a:ext cx="6645910" cy="3206750"/>
                     </a:xfrm>
                     <a:prstGeom prst="rect">
                       <a:avLst/>
@@ -872,18 +838,8 @@
         <w:ind w:left="667" w:firstLine="0"/>
         <w:jc w:val="left"/>
       </w:pPr>
-      <w:proofErr w:type="spellStart"/>
-      <w:proofErr w:type="gramStart"/>
-      <w:r>
-        <w:t>findByCategory</w:t>
-      </w:r>
-      <w:proofErr w:type="spellEnd"/>
-      <w:r>
-        <w:t>(</w:t>
-      </w:r>
-      <w:proofErr w:type="gramEnd"/>
-      <w:r>
-        <w:t>String category)</w:t>
+      <w:r>
+        <w:t>findByCategory(String category)</w:t>
       </w:r>
     </w:p>
     <w:p>
@@ -973,36 +929,7 @@
         <w:jc w:val="left"/>
       </w:pPr>
       <w:r>
-        <w:t xml:space="preserve">SELECT new </w:t>
-      </w:r>
-      <w:proofErr w:type="spellStart"/>
-      <w:r>
-        <w:t>com.</w:t>
-      </w:r>
-      <w:proofErr w:type="gramStart"/>
-      <w:r>
-        <w:t>example.ProductDTO</w:t>
-      </w:r>
-      <w:proofErr w:type="spellEnd"/>
-      <w:proofErr w:type="gramEnd"/>
-      <w:r>
-        <w:t>(</w:t>
-      </w:r>
-      <w:proofErr w:type="spellStart"/>
-      <w:r>
-        <w:t>p.</w:t>
-      </w:r>
-      <w:proofErr w:type="gramStart"/>
-      <w:r>
-        <w:t>name,p</w:t>
-      </w:r>
-      <w:proofErr w:type="gramEnd"/>
-      <w:r>
-        <w:t>.price</w:t>
-      </w:r>
-      <w:proofErr w:type="spellEnd"/>
-      <w:r>
-        <w:t>) FROM Product p</w:t>
+        <w:t>SELECT new com.example.ProductDTO(p.name,p.price) FROM Product p</w:t>
       </w:r>
     </w:p>
     <w:p>
@@ -1157,27 +1084,27 @@
         <w:jc w:val="left"/>
       </w:pPr>
       <w:r>
+        <w:t xml:space="preserve"> </w:t>
+      </w:r>
+    </w:p>
+    <w:p>
+      <w:pPr>
+        <w:spacing w:after="0" w:line="259" w:lineRule="auto"/>
+        <w:ind w:left="0" w:firstLine="0"/>
+        <w:jc w:val="left"/>
+      </w:pPr>
+      <w:r>
+        <w:t xml:space="preserve"> </w:t>
+      </w:r>
+    </w:p>
+    <w:p>
+      <w:pPr>
+        <w:spacing w:after="0" w:line="259" w:lineRule="auto"/>
+        <w:ind w:left="0" w:firstLine="0"/>
+        <w:jc w:val="left"/>
+      </w:pPr>
+      <w:r>
         <w:lastRenderedPageBreak/>
-        <w:t xml:space="preserve"> </w:t>
-      </w:r>
-    </w:p>
-    <w:p>
-      <w:pPr>
-        <w:spacing w:after="0" w:line="259" w:lineRule="auto"/>
-        <w:ind w:left="0" w:firstLine="0"/>
-        <w:jc w:val="left"/>
-      </w:pPr>
-      <w:r>
-        <w:t xml:space="preserve"> </w:t>
-      </w:r>
-    </w:p>
-    <w:p>
-      <w:pPr>
-        <w:spacing w:after="0" w:line="259" w:lineRule="auto"/>
-        <w:ind w:left="0" w:firstLine="0"/>
-        <w:jc w:val="left"/>
-      </w:pPr>
-      <w:r>
         <w:t xml:space="preserve"> </w:t>
       </w:r>
     </w:p>
@@ -1342,7 +1269,6 @@
         <w:tblCellMar>
           <w:top w:w="16" w:type="dxa"/>
           <w:left w:w="10" w:type="dxa"/>
-          <w:bottom w:w="0" w:type="dxa"/>
           <w:right w:w="115" w:type="dxa"/>
         </w:tblCellMar>
         <w:tblLook w:val="04A0" w:firstRow="1" w:lastRow="0" w:firstColumn="1" w:lastColumn="0" w:noHBand="0" w:noVBand="1"/>
@@ -1387,7 +1313,6 @@
               <w:tblCellMar>
                 <w:top w:w="36" w:type="dxa"/>
                 <w:left w:w="101" w:type="dxa"/>
-                <w:bottom w:w="0" w:type="dxa"/>
                 <w:right w:w="115" w:type="dxa"/>
               </w:tblCellMar>
               <w:tblLook w:val="04A0" w:firstRow="1" w:lastRow="0" w:firstColumn="1" w:lastColumn="0" w:noHBand="0" w:noVBand="1"/>
@@ -2907,6 +2832,7 @@
   <w:style w:type="character" w:default="1" w:styleId="DefaultParagraphFont">
     <w:name w:val="Default Paragraph Font"/>
     <w:uiPriority w:val="1"/>
+    <w:semiHidden/>
     <w:unhideWhenUsed/>
   </w:style>
   <w:style w:type="table" w:default="1" w:styleId="TableNormal">
@@ -3095,6 +3021,7 @@
       <w:numPr>
         <w:ilvl w:val="1"/>
       </w:numPr>
+      <w:ind w:left="317" w:hanging="10"/>
     </w:pPr>
     <w:rPr>
       <w:rFonts w:eastAsiaTheme="majorEastAsia" w:cstheme="majorBidi"/>
@@ -3260,6 +3187,18 @@
     <w:rPr>
       <w:color w:val="605E5C"/>
       <w:shd w:val="clear" w:color="auto" w:fill="E1DFDD"/>
+    </w:rPr>
+  </w:style>
+  <w:style w:type="character" w:styleId="FollowedHyperlink">
+    <w:name w:val="FollowedHyperlink"/>
+    <w:basedOn w:val="DefaultParagraphFont"/>
+    <w:uiPriority w:val="99"/>
+    <w:semiHidden/>
+    <w:unhideWhenUsed/>
+    <w:rsid w:val="00B30F84"/>
+    <w:rPr>
+      <w:color w:val="954F72" w:themeColor="followedHyperlink"/>
+      <w:u w:val="single"/>
     </w:rPr>
   </w:style>
 </w:styles>
